--- a/邹上豪简历-程序.docx
+++ b/邹上豪简历-程序.docx
@@ -115,9 +115,6 @@
     <w:p>
       <w:pPr>
         <w:pStyle w:val="Empty"/>
-        <w:rPr>
-          <w:rFonts w:hint="eastAsia"/>
-        </w:rPr>
       </w:pPr>
     </w:p>
     <w:tbl>
@@ -249,16 +246,16 @@
           </w:p>
           <w:p>
             <w:pPr>
-              <w:pStyle w:val="3"/>
+              <w:pStyle w:val="Heading3"/>
               <w:spacing w:line="360" w:lineRule="auto"/>
               <w:rPr>
-                <w:rFonts w:ascii="宋体" w:eastAsia="宋体" w:hAnsi="宋体" w:cs="宋体" w:hint="eastAsia"/>
-              </w:rPr>
-            </w:pPr>
-          </w:p>
-          <w:p>
-            <w:pPr>
-              <w:pStyle w:val="3"/>
+                <w:rFonts w:ascii="宋体" w:eastAsia="宋体" w:hAnsi="宋体" w:cs="宋体"/>
+              </w:rPr>
+            </w:pPr>
+          </w:p>
+          <w:p>
+            <w:pPr>
+              <w:pStyle w:val="Heading3"/>
               <w:spacing w:line="360" w:lineRule="auto"/>
               <w:rPr>
                 <w:rFonts w:eastAsiaTheme="minorEastAsia"/>
@@ -391,7 +388,7 @@
           </w:p>
           <w:p>
             <w:pPr>
-              <w:pStyle w:val="3"/>
+              <w:pStyle w:val="Heading3"/>
               <w:spacing w:line="360" w:lineRule="auto"/>
               <w:rPr>
                 <w:rFonts w:eastAsiaTheme="minorEastAsia"/>
@@ -400,7 +397,7 @@
           </w:p>
           <w:p>
             <w:pPr>
-              <w:pStyle w:val="3"/>
+              <w:pStyle w:val="Heading3"/>
               <w:spacing w:line="360" w:lineRule="auto"/>
               <w:rPr>
                 <w:rFonts w:eastAsiaTheme="minorEastAsia"/>
@@ -419,7 +416,7 @@
               <w:spacing w:before="80" w:after="80" w:line="360" w:lineRule="auto"/>
               <w:rPr>
                 <w:rStyle w:val="Hyperlinksidebar"/>
-                <w:rFonts w:ascii="宋体" w:eastAsia="宋体" w:hAnsi="宋体" w:cs="宋体" w:hint="eastAsia"/>
+                <w:rFonts w:ascii="宋体" w:eastAsia="宋体" w:hAnsi="宋体" w:cs="宋体"/>
               </w:rPr>
             </w:pPr>
             <w:hyperlink r:id="rId11" w:anchor="/artist/album?id=34522483" w:history="1">
@@ -447,7 +444,7 @@
               <w:spacing w:before="80" w:after="80" w:line="360" w:lineRule="auto"/>
               <w:rPr>
                 <w:rStyle w:val="Hyperlinksidebar"/>
-                <w:rFonts w:ascii="宋体" w:eastAsia="宋体" w:hAnsi="宋体" w:cs="宋体" w:hint="eastAsia"/>
+                <w:rFonts w:ascii="宋体" w:eastAsia="宋体" w:hAnsi="宋体" w:cs="宋体"/>
                 <w:color w:val="FFFFFF" w:themeColor="background1"/>
               </w:rPr>
             </w:pPr>
@@ -455,7 +452,7 @@
               <w:proofErr w:type="gramStart"/>
               <w:r>
                 <w:rPr>
-                  <w:rStyle w:val="a5"/>
+                  <w:rStyle w:val="Hyperlink"/>
                   <w:rFonts w:ascii="宋体" w:eastAsia="宋体" w:hAnsi="宋体" w:cs="宋体" w:hint="eastAsia"/>
                   <w:color w:val="FFFFFF" w:themeColor="background1"/>
                 </w:rPr>
@@ -464,7 +461,7 @@
               <w:proofErr w:type="gramEnd"/>
               <w:r>
                 <w:rPr>
-                  <w:rStyle w:val="a5"/>
+                  <w:rStyle w:val="Hyperlink"/>
                   <w:rFonts w:ascii="宋体" w:eastAsia="宋体" w:hAnsi="宋体" w:cs="宋体" w:hint="eastAsia"/>
                   <w:color w:val="FFFFFF" w:themeColor="background1"/>
                 </w:rPr>
@@ -494,7 +491,7 @@
               <w:pStyle w:val="Sidebartext"/>
               <w:spacing w:before="80" w:after="80" w:line="360" w:lineRule="auto"/>
               <w:rPr>
-                <w:rStyle w:val="a5"/>
+                <w:rStyle w:val="Hyperlink"/>
                 <w:rFonts w:eastAsiaTheme="minorEastAsia"/>
                 <w:color w:val="FFFFFF" w:themeColor="background1"/>
               </w:rPr>
@@ -532,7 +529,7 @@
             </w:r>
             <w:r>
               <w:rPr>
-                <w:rStyle w:val="a5"/>
+                <w:rStyle w:val="Hyperlink"/>
                 <w:rFonts w:eastAsiaTheme="minorEastAsia" w:hint="eastAsia"/>
                 <w:color w:val="FFFFFF" w:themeColor="background1"/>
               </w:rPr>
@@ -540,7 +537,7 @@
             </w:r>
             <w:r>
               <w:rPr>
-                <w:rStyle w:val="a5"/>
+                <w:rStyle w:val="Hyperlink"/>
                 <w:rFonts w:eastAsiaTheme="minorEastAsia" w:hint="eastAsia"/>
                 <w:color w:val="FFFFFF" w:themeColor="background1"/>
               </w:rPr>
@@ -549,7 +546,7 @@
           </w:p>
           <w:p>
             <w:pPr>
-              <w:pStyle w:val="3"/>
+              <w:pStyle w:val="Heading3"/>
               <w:rPr>
                 <w:rFonts w:eastAsiaTheme="minorEastAsia"/>
               </w:rPr>
@@ -577,9 +574,9 @@
           </w:p>
           <w:p>
             <w:pPr>
-              <w:pStyle w:val="3"/>
-              <w:rPr>
-                <w:rFonts w:ascii="宋体" w:eastAsia="宋体" w:hAnsi="宋体" w:cs="宋体" w:hint="eastAsia"/>
+              <w:pStyle w:val="Heading3"/>
+              <w:rPr>
+                <w:rFonts w:ascii="宋体" w:eastAsia="宋体" w:hAnsi="宋体" w:cs="宋体"/>
               </w:rPr>
             </w:pPr>
             <w:r>
@@ -830,7 +827,7 @@
                   <w:pPr>
                     <w:pStyle w:val="SkillTitle"/>
                     <w:rPr>
-                      <w:rFonts w:eastAsiaTheme="minorEastAsia" w:hint="eastAsia"/>
+                      <w:rFonts w:eastAsiaTheme="minorEastAsia"/>
                     </w:rPr>
                   </w:pPr>
                   <w:r>
@@ -975,16 +972,13 @@
                   <w:pPr>
                     <w:pStyle w:val="SkillTitle"/>
                     <w:rPr>
-                      <w:rFonts w:ascii="宋体" w:eastAsia="宋体" w:hAnsi="宋体" w:cs="宋体" w:hint="eastAsia"/>
+                      <w:rFonts w:ascii="宋体" w:eastAsia="宋体" w:hAnsi="宋体" w:cs="宋体"/>
                     </w:rPr>
                   </w:pPr>
                 </w:p>
                 <w:p>
                   <w:pPr>
                     <w:pStyle w:val="SkillTitle"/>
-                    <w:rPr>
-                      <w:rFonts w:hint="eastAsia"/>
-                    </w:rPr>
                   </w:pPr>
                   <w:r>
                     <w:rPr>
@@ -1118,7 +1112,7 @@
           </w:p>
           <w:p>
             <w:pPr>
-              <w:pStyle w:val="3"/>
+              <w:pStyle w:val="Heading3"/>
               <w:rPr>
                 <w:rFonts w:eastAsiaTheme="minorEastAsia"/>
               </w:rPr>
@@ -1126,7 +1120,7 @@
           </w:p>
           <w:p>
             <w:pPr>
-              <w:pStyle w:val="3"/>
+              <w:pStyle w:val="Heading3"/>
               <w:rPr>
                 <w:rFonts w:eastAsiaTheme="minorEastAsia"/>
               </w:rPr>
@@ -1134,9 +1128,9 @@
           </w:p>
           <w:p>
             <w:pPr>
-              <w:pStyle w:val="3"/>
-              <w:rPr>
-                <w:rFonts w:ascii="宋体" w:eastAsia="宋体" w:hAnsi="宋体" w:cs="宋体" w:hint="eastAsia"/>
+              <w:pStyle w:val="Heading3"/>
+              <w:rPr>
+                <w:rFonts w:ascii="宋体" w:eastAsia="宋体" w:hAnsi="宋体" w:cs="宋体"/>
               </w:rPr>
             </w:pPr>
             <w:r>
@@ -1321,10 +1315,10 @@
           </w:tcPr>
           <w:p>
             <w:pPr>
-              <w:pStyle w:val="1"/>
+              <w:pStyle w:val="Heading1"/>
               <w:spacing w:line="276" w:lineRule="auto"/>
               <w:rPr>
-                <w:rFonts w:ascii="宋体" w:eastAsia="宋体" w:hAnsi="宋体" w:hint="eastAsia"/>
+                <w:rFonts w:ascii="宋体" w:eastAsia="宋体" w:hAnsi="宋体"/>
                 <w:color w:val="7030A0"/>
               </w:rPr>
             </w:pPr>
@@ -1480,7 +1474,7 @@
               </w:pBdr>
               <w:spacing w:line="276" w:lineRule="auto"/>
               <w:rPr>
-                <w:rFonts w:ascii="宋体" w:eastAsia="宋体" w:hAnsi="宋体" w:hint="eastAsia"/>
+                <w:rFonts w:ascii="宋体" w:eastAsia="宋体" w:hAnsi="宋体"/>
                 <w:sz w:val="4"/>
                 <w:szCs w:val="4"/>
               </w:rPr>
@@ -1488,7 +1482,7 @@
           </w:p>
           <w:p>
             <w:pPr>
-              <w:pStyle w:val="1"/>
+              <w:pStyle w:val="Heading1"/>
               <w:spacing w:line="276" w:lineRule="auto"/>
               <w:rPr>
                 <w:rFonts w:ascii="宋体" w:eastAsia="宋体" w:hAnsi="宋体" w:cs="宋体"/>
@@ -1500,7 +1494,7 @@
           </w:p>
           <w:p>
             <w:pPr>
-              <w:pStyle w:val="1"/>
+              <w:pStyle w:val="Heading1"/>
               <w:spacing w:line="276" w:lineRule="auto"/>
               <w:rPr>
                 <w:color w:val="7030A0"/>
@@ -1516,7 +1510,7 @@
           </w:p>
           <w:p>
             <w:pPr>
-              <w:pStyle w:val="2"/>
+              <w:pStyle w:val="Heading2"/>
               <w:spacing w:line="276" w:lineRule="auto"/>
               <w:rPr>
                 <w:rFonts w:ascii="黑体" w:eastAsia="黑体" w:hAnsi="黑体"/>
@@ -1545,7 +1539,7 @@
           </w:p>
           <w:p>
             <w:pPr>
-              <w:pStyle w:val="a9"/>
+              <w:pStyle w:val="Date"/>
               <w:spacing w:line="276" w:lineRule="auto"/>
               <w:rPr>
                 <w:color w:val="808080" w:themeColor="background1" w:themeShade="80"/>
@@ -1563,7 +1557,7 @@
               <w:spacing w:line="288" w:lineRule="auto"/>
               <w:ind w:firstLineChars="200" w:firstLine="400"/>
               <w:rPr>
-                <w:rFonts w:ascii="宋体" w:eastAsia="宋体" w:hAnsi="宋体" w:hint="eastAsia"/>
+                <w:rFonts w:ascii="宋体" w:eastAsia="宋体" w:hAnsi="宋体"/>
                 <w:sz w:val="20"/>
                 <w:szCs w:val="20"/>
               </w:rPr>
@@ -1614,7 +1608,7 @@
               </w:pBdr>
               <w:spacing w:line="276" w:lineRule="auto"/>
               <w:rPr>
-                <w:rFonts w:ascii="宋体" w:eastAsia="宋体" w:hAnsi="宋体" w:hint="eastAsia"/>
+                <w:rFonts w:ascii="宋体" w:eastAsia="宋体" w:hAnsi="宋体"/>
                 <w:sz w:val="4"/>
                 <w:szCs w:val="4"/>
               </w:rPr>
@@ -1622,7 +1616,7 @@
           </w:p>
           <w:p>
             <w:pPr>
-              <w:pStyle w:val="1"/>
+              <w:pStyle w:val="Heading1"/>
               <w:spacing w:line="276" w:lineRule="auto"/>
               <w:rPr>
                 <w:rFonts w:ascii="宋体" w:eastAsia="宋体" w:hAnsi="宋体" w:cs="宋体"/>
@@ -1634,7 +1628,7 @@
           </w:p>
           <w:p>
             <w:pPr>
-              <w:pStyle w:val="1"/>
+              <w:pStyle w:val="Heading1"/>
               <w:spacing w:line="276" w:lineRule="auto"/>
               <w:rPr>
                 <w:rFonts w:ascii="宋体" w:eastAsia="宋体" w:hAnsi="宋体" w:cs="宋体"/>
@@ -1658,10 +1652,10 @@
           </w:p>
           <w:p>
             <w:pPr>
-              <w:pStyle w:val="2"/>
+              <w:pStyle w:val="Heading2"/>
               <w:spacing w:line="276" w:lineRule="auto"/>
               <w:rPr>
-                <w:rFonts w:ascii="黑体" w:eastAsia="黑体" w:hAnsi="黑体" w:hint="eastAsia"/>
+                <w:rFonts w:ascii="黑体" w:eastAsia="黑体" w:hAnsi="黑体"/>
                 <w:sz w:val="24"/>
                 <w:szCs w:val="24"/>
               </w:rPr>
@@ -1695,44 +1689,44 @@
           </w:p>
           <w:p>
             <w:pPr>
-              <w:pStyle w:val="a9"/>
+              <w:pStyle w:val="Date"/>
               <w:spacing w:line="276" w:lineRule="auto"/>
+              <w:rPr>
+                <w:rFonts w:eastAsiaTheme="minorEastAsia"/>
+                <w:color w:val="808080" w:themeColor="background1" w:themeShade="80"/>
+              </w:rPr>
+            </w:pPr>
+            <w:r>
               <w:rPr>
                 <w:rFonts w:eastAsiaTheme="minorEastAsia" w:hint="eastAsia"/>
                 <w:color w:val="808080" w:themeColor="background1" w:themeShade="80"/>
               </w:rPr>
-            </w:pPr>
+              <w:t>SEPTEMBER</w:t>
+            </w:r>
+            <w:r>
+              <w:rPr>
+                <w:color w:val="808080" w:themeColor="background1" w:themeShade="80"/>
+              </w:rPr>
+              <w:t xml:space="preserve"> 202</w:t>
+            </w:r>
             <w:r>
               <w:rPr>
                 <w:rFonts w:eastAsiaTheme="minorEastAsia" w:hint="eastAsia"/>
                 <w:color w:val="808080" w:themeColor="background1" w:themeShade="80"/>
               </w:rPr>
-              <w:t>SEPTEMBER</w:t>
+              <w:t>5</w:t>
             </w:r>
             <w:r>
               <w:rPr>
                 <w:color w:val="808080" w:themeColor="background1" w:themeShade="80"/>
               </w:rPr>
-              <w:t xml:space="preserve"> 202</w:t>
+              <w:t xml:space="preserve"> — </w:t>
             </w:r>
             <w:r>
               <w:rPr>
                 <w:rFonts w:eastAsiaTheme="minorEastAsia" w:hint="eastAsia"/>
                 <w:color w:val="808080" w:themeColor="background1" w:themeShade="80"/>
               </w:rPr>
-              <w:t>5</w:t>
-            </w:r>
-            <w:r>
-              <w:rPr>
-                <w:color w:val="808080" w:themeColor="background1" w:themeShade="80"/>
-              </w:rPr>
-              <w:t xml:space="preserve"> — </w:t>
-            </w:r>
-            <w:r>
-              <w:rPr>
-                <w:rFonts w:eastAsiaTheme="minorEastAsia" w:hint="eastAsia"/>
-                <w:color w:val="808080" w:themeColor="background1" w:themeShade="80"/>
-              </w:rPr>
               <w:t>PRESENT</w:t>
             </w:r>
           </w:p>
@@ -1909,10 +1903,10 @@
           </w:p>
           <w:p>
             <w:pPr>
-              <w:pStyle w:val="2"/>
+              <w:pStyle w:val="Heading2"/>
               <w:spacing w:line="276" w:lineRule="auto"/>
               <w:rPr>
-                <w:rFonts w:ascii="黑体" w:eastAsia="黑体" w:hAnsi="黑体" w:hint="eastAsia"/>
+                <w:rFonts w:ascii="黑体" w:eastAsia="黑体" w:hAnsi="黑体"/>
                 <w:sz w:val="24"/>
                 <w:szCs w:val="24"/>
               </w:rPr>
@@ -1936,10 +1930,10 @@
           </w:p>
           <w:p>
             <w:pPr>
-              <w:pStyle w:val="a9"/>
+              <w:pStyle w:val="Date"/>
               <w:spacing w:line="276" w:lineRule="auto"/>
               <w:rPr>
-                <w:rFonts w:eastAsiaTheme="minorEastAsia" w:hint="eastAsia"/>
+                <w:rFonts w:eastAsiaTheme="minorEastAsia"/>
                 <w:color w:val="808080" w:themeColor="background1" w:themeShade="80"/>
               </w:rPr>
             </w:pPr>
@@ -1990,7 +1984,7 @@
             <w:hyperlink r:id="rId14" w:history="1">
               <w:r>
                 <w:rPr>
-                  <w:rStyle w:val="a5"/>
+                  <w:rStyle w:val="Hyperlink"/>
                   <w:rFonts w:ascii="宋体" w:eastAsia="宋体" w:hAnsi="宋体" w:cs="宋体"/>
                   <w:sz w:val="20"/>
                   <w:szCs w:val="20"/>
@@ -2004,7 +1998,7 @@
               <w:spacing w:line="276" w:lineRule="auto"/>
               <w:ind w:firstLineChars="200" w:firstLine="400"/>
               <w:rPr>
-                <w:rFonts w:ascii="宋体" w:eastAsia="宋体" w:hAnsi="宋体" w:hint="eastAsia"/>
+                <w:rFonts w:ascii="宋体" w:eastAsia="宋体" w:hAnsi="宋体"/>
                 <w:sz w:val="20"/>
                 <w:szCs w:val="20"/>
               </w:rPr>
@@ -2020,7 +2014,7 @@
             <w:hyperlink r:id="rId15" w:history="1">
               <w:r>
                 <w:rPr>
-                  <w:rStyle w:val="a5"/>
+                  <w:rStyle w:val="Hyperlink"/>
                   <w:rFonts w:ascii="宋体" w:eastAsia="宋体" w:hAnsi="宋体" w:hint="eastAsia"/>
                   <w:b/>
                   <w:bCs/>
@@ -2031,7 +2025,7 @@
               </w:r>
               <w:r>
                 <w:rPr>
-                  <w:rStyle w:val="a5"/>
+                  <w:rStyle w:val="Hyperlink"/>
                   <w:rFonts w:ascii="宋体" w:eastAsia="宋体" w:hAnsi="宋体"/>
                   <w:sz w:val="20"/>
                   <w:szCs w:val="20"/>
@@ -2050,7 +2044,7 @@
           </w:p>
           <w:p>
             <w:pPr>
-              <w:pStyle w:val="2"/>
+              <w:pStyle w:val="Heading2"/>
               <w:spacing w:line="276" w:lineRule="auto"/>
               <w:rPr>
                 <w:rFonts w:ascii="黑体" w:eastAsia="黑体" w:hAnsi="黑体"/>
@@ -2095,7 +2089,7 @@
           </w:p>
           <w:p>
             <w:pPr>
-              <w:pStyle w:val="a9"/>
+              <w:pStyle w:val="Date"/>
               <w:spacing w:line="276" w:lineRule="auto"/>
               <w:rPr>
                 <w:color w:val="808080" w:themeColor="background1" w:themeShade="80"/>
@@ -2256,7 +2250,7 @@
               <w:spacing w:line="276" w:lineRule="auto"/>
               <w:ind w:firstLineChars="200" w:firstLine="402"/>
               <w:rPr>
-                <w:rFonts w:ascii="宋体" w:eastAsia="宋体" w:hAnsi="宋体" w:hint="eastAsia"/>
+                <w:rFonts w:ascii="宋体" w:eastAsia="宋体" w:hAnsi="宋体"/>
                 <w:b/>
                 <w:bCs/>
                 <w:sz w:val="20"/>
@@ -2333,7 +2327,26 @@
           </w:p>
           <w:p>
             <w:pPr>
-              <w:pStyle w:val="2"/>
+              <w:spacing w:line="276" w:lineRule="auto"/>
+              <w:ind w:firstLineChars="200" w:firstLine="400"/>
+              <w:rPr>
+                <w:rFonts w:ascii="宋体" w:eastAsia="宋体" w:hAnsi="宋体" w:hint="eastAsia"/>
+                <w:sz w:val="20"/>
+                <w:szCs w:val="20"/>
+              </w:rPr>
+            </w:pPr>
+            <w:r>
+              <w:rPr>
+                <w:rFonts w:ascii="宋体" w:eastAsia="宋体" w:hAnsi="宋体" w:hint="eastAsia"/>
+                <w:sz w:val="20"/>
+                <w:szCs w:val="20"/>
+              </w:rPr>
+              <w:t>与策划、美术对接合作，编写技术文档</w:t>
+            </w:r>
+          </w:p>
+          <w:p>
+            <w:pPr>
+              <w:pStyle w:val="Heading2"/>
               <w:spacing w:line="276" w:lineRule="auto"/>
               <w:rPr>
                 <w:rFonts w:ascii="黑体" w:eastAsia="黑体" w:hAnsi="黑体"/>
@@ -2368,7 +2381,7 @@
           </w:p>
           <w:p>
             <w:pPr>
-              <w:pStyle w:val="a9"/>
+              <w:pStyle w:val="Date"/>
               <w:spacing w:line="276" w:lineRule="auto"/>
               <w:rPr>
                 <w:color w:val="808080" w:themeColor="background1" w:themeShade="80"/>
@@ -2402,7 +2415,7 @@
             <w:hyperlink r:id="rId16" w:history="1">
               <w:r>
                 <w:rPr>
-                  <w:rStyle w:val="a5"/>
+                  <w:rStyle w:val="Hyperlink"/>
                   <w:rFonts w:eastAsiaTheme="minorEastAsia" w:hint="eastAsia"/>
                   <w:i/>
                   <w:iCs/>
@@ -2443,7 +2456,7 @@
             <w:hyperlink r:id="rId17" w:history="1">
               <w:r>
                 <w:rPr>
-                  <w:rStyle w:val="a5"/>
+                  <w:rStyle w:val="Hyperlink"/>
                   <w:rFonts w:eastAsiaTheme="minorEastAsia" w:hint="eastAsia"/>
                   <w:i/>
                   <w:iCs/>
@@ -2452,7 +2465,7 @@
               </w:r>
               <w:r>
                 <w:rPr>
-                  <w:rStyle w:val="a5"/>
+                  <w:rStyle w:val="Hyperlink"/>
                   <w:rFonts w:eastAsiaTheme="minorEastAsia"/>
                   <w:i/>
                   <w:iCs/>
@@ -2461,7 +2474,7 @@
               </w:r>
               <w:r>
                 <w:rPr>
-                  <w:rStyle w:val="a5"/>
+                  <w:rStyle w:val="Hyperlink"/>
                   <w:rFonts w:eastAsiaTheme="minorEastAsia" w:hint="eastAsia"/>
                   <w:i/>
                   <w:iCs/>
@@ -2502,7 +2515,7 @@
             <w:hyperlink r:id="rId18" w:history="1">
               <w:r>
                 <w:rPr>
-                  <w:rStyle w:val="a5"/>
+                  <w:rStyle w:val="Hyperlink"/>
                   <w:rFonts w:ascii="宋体" w:eastAsia="宋体" w:hAnsi="宋体" w:hint="eastAsia"/>
                   <w:b/>
                   <w:bCs/>
@@ -2560,7 +2573,7 @@
               </w:pBdr>
               <w:spacing w:line="276" w:lineRule="auto"/>
               <w:rPr>
-                <w:rFonts w:ascii="宋体" w:eastAsia="宋体" w:hAnsi="宋体" w:hint="eastAsia"/>
+                <w:rFonts w:ascii="宋体" w:eastAsia="宋体" w:hAnsi="宋体"/>
                 <w:sz w:val="4"/>
                 <w:szCs w:val="4"/>
               </w:rPr>
@@ -2568,7 +2581,7 @@
           </w:p>
           <w:p>
             <w:pPr>
-              <w:pStyle w:val="1"/>
+              <w:pStyle w:val="Heading1"/>
               <w:spacing w:line="276" w:lineRule="auto"/>
               <w:rPr>
                 <w:rFonts w:ascii="宋体" w:eastAsia="宋体" w:hAnsi="宋体" w:cs="宋体"/>
@@ -2580,24 +2593,24 @@
           </w:p>
           <w:p>
             <w:pPr>
-              <w:pStyle w:val="1"/>
+              <w:pStyle w:val="Heading1"/>
               <w:spacing w:line="276" w:lineRule="auto"/>
+              <w:rPr>
+                <w:rFonts w:ascii="宋体" w:eastAsia="宋体" w:hAnsi="宋体" w:cs="宋体"/>
+                <w:color w:val="7030A0"/>
+              </w:rPr>
+            </w:pPr>
+            <w:r>
               <w:rPr>
                 <w:rFonts w:ascii="宋体" w:eastAsia="宋体" w:hAnsi="宋体" w:cs="宋体" w:hint="eastAsia"/>
                 <w:color w:val="7030A0"/>
               </w:rPr>
-            </w:pPr>
-            <w:r>
-              <w:rPr>
-                <w:rFonts w:ascii="宋体" w:eastAsia="宋体" w:hAnsi="宋体" w:cs="宋体" w:hint="eastAsia"/>
-                <w:color w:val="7030A0"/>
-              </w:rPr>
               <w:t>技能综述</w:t>
             </w:r>
           </w:p>
           <w:p>
             <w:pPr>
-              <w:pStyle w:val="a9"/>
+              <w:pStyle w:val="Date"/>
               <w:spacing w:line="276" w:lineRule="auto"/>
               <w:ind w:firstLineChars="200" w:firstLine="442"/>
               <w:rPr>
@@ -2647,7 +2660,7 @@
           </w:p>
           <w:p>
             <w:pPr>
-              <w:pStyle w:val="a9"/>
+              <w:pStyle w:val="Date"/>
               <w:spacing w:line="276" w:lineRule="auto"/>
               <w:ind w:firstLineChars="200" w:firstLine="442"/>
               <w:rPr>
@@ -2695,7 +2708,7 @@
           </w:p>
           <w:p>
             <w:pPr>
-              <w:pStyle w:val="a9"/>
+              <w:pStyle w:val="Date"/>
               <w:pBdr>
                 <w:bottom w:val="single" w:sz="6" w:space="1" w:color="auto"/>
               </w:pBdr>
@@ -2746,14 +2759,14 @@
           </w:p>
           <w:p>
             <w:pPr>
-              <w:pStyle w:val="a9"/>
+              <w:pStyle w:val="Date"/>
               <w:pBdr>
                 <w:bottom w:val="single" w:sz="6" w:space="1" w:color="auto"/>
               </w:pBdr>
               <w:spacing w:line="276" w:lineRule="auto"/>
               <w:ind w:firstLineChars="100" w:firstLine="40"/>
               <w:rPr>
-                <w:rFonts w:ascii="宋体" w:eastAsia="宋体" w:hAnsi="宋体" w:cs="宋体" w:hint="eastAsia"/>
+                <w:rFonts w:ascii="宋体" w:eastAsia="宋体" w:hAnsi="宋体" w:cs="宋体"/>
                 <w:color w:val="0D111A"/>
                 <w:spacing w:val="0"/>
                 <w:sz w:val="4"/>
@@ -2763,7 +2776,7 @@
           </w:p>
           <w:p>
             <w:pPr>
-              <w:pStyle w:val="1"/>
+              <w:pStyle w:val="Heading1"/>
               <w:spacing w:line="276" w:lineRule="auto"/>
               <w:rPr>
                 <w:rFonts w:ascii="宋体" w:eastAsia="宋体" w:hAnsi="宋体" w:cs="宋体"/>
@@ -2775,38 +2788,26 @@
           </w:p>
           <w:p>
             <w:pPr>
-              <w:pStyle w:val="1"/>
+              <w:pStyle w:val="Heading1"/>
               <w:spacing w:line="276" w:lineRule="auto"/>
+              <w:rPr>
+                <w:rFonts w:ascii="宋体" w:eastAsia="宋体" w:hAnsi="宋体" w:cs="宋体"/>
+                <w:color w:val="7030A0"/>
+              </w:rPr>
+            </w:pPr>
+            <w:r>
               <w:rPr>
                 <w:rFonts w:ascii="宋体" w:eastAsia="宋体" w:hAnsi="宋体" w:cs="宋体" w:hint="eastAsia"/>
                 <w:color w:val="7030A0"/>
               </w:rPr>
-            </w:pPr>
-            <w:r>
-              <w:rPr>
-                <w:rFonts w:ascii="宋体" w:eastAsia="宋体" w:hAnsi="宋体" w:cs="宋体" w:hint="eastAsia"/>
-                <w:color w:val="7030A0"/>
-              </w:rPr>
               <w:t>其他经历/获奖</w:t>
             </w:r>
           </w:p>
           <w:p>
             <w:pPr>
-              <w:pStyle w:val="a9"/>
+              <w:pStyle w:val="Date"/>
               <w:spacing w:line="276" w:lineRule="auto"/>
               <w:ind w:firstLineChars="200" w:firstLine="442"/>
-              <w:rPr>
-                <w:rFonts w:ascii="宋体" w:eastAsia="宋体" w:hAnsi="宋体" w:cs="宋体" w:hint="eastAsia"/>
-                <w:b/>
-                <w:bCs/>
-                <w:color w:val="0D111A"/>
-                <w:spacing w:val="0"/>
-                <w:sz w:val="22"/>
-                <w:szCs w:val="22"/>
-              </w:rPr>
-            </w:pPr>
-            <w:proofErr w:type="gramStart"/>
-            <w:r>
               <w:rPr>
                 <w:rFonts w:ascii="宋体" w:eastAsia="宋体" w:hAnsi="宋体" w:cs="宋体"/>
                 <w:b/>
@@ -2816,9 +2817,8 @@
                 <w:sz w:val="22"/>
                 <w:szCs w:val="22"/>
               </w:rPr>
-              <w:t>温州肯恩大学</w:t>
-            </w:r>
-            <w:proofErr w:type="gramEnd"/>
+            </w:pPr>
+            <w:proofErr w:type="gramStart"/>
             <w:r>
               <w:rPr>
                 <w:rFonts w:ascii="宋体" w:eastAsia="宋体" w:hAnsi="宋体" w:cs="宋体"/>
@@ -2829,66 +2829,49 @@
                 <w:sz w:val="22"/>
                 <w:szCs w:val="22"/>
               </w:rPr>
+              <w:t>温州肯恩大学</w:t>
+            </w:r>
+            <w:proofErr w:type="gramEnd"/>
+            <w:r>
+              <w:rPr>
+                <w:rFonts w:ascii="宋体" w:eastAsia="宋体" w:hAnsi="宋体" w:cs="宋体"/>
+                <w:b/>
+                <w:bCs/>
+                <w:color w:val="0D111A"/>
+                <w:spacing w:val="0"/>
+                <w:sz w:val="22"/>
+                <w:szCs w:val="22"/>
+              </w:rPr>
               <w:t>文化、体育或艺术奖学金</w:t>
             </w:r>
           </w:p>
           <w:p>
             <w:pPr>
-              <w:pStyle w:val="2"/>
+              <w:pStyle w:val="Heading2"/>
               <w:spacing w:line="276" w:lineRule="auto"/>
               <w:ind w:firstLineChars="200" w:firstLine="442"/>
               <w:rPr>
-                <w:rFonts w:hint="eastAsia"/>
+                <w:rFonts w:ascii="宋体" w:eastAsia="宋体" w:hAnsi="宋体" w:cs="宋体"/>
                 <w:sz w:val="22"/>
                 <w:szCs w:val="22"/>
               </w:rPr>
             </w:pPr>
-            <w:proofErr w:type="gramStart"/>
             <w:r>
               <w:rPr>
                 <w:rFonts w:ascii="宋体" w:eastAsia="宋体" w:hAnsi="宋体" w:cs="宋体" w:hint="eastAsia"/>
                 <w:sz w:val="22"/>
                 <w:szCs w:val="22"/>
               </w:rPr>
-              <w:t>温州肯恩大学</w:t>
-            </w:r>
-            <w:proofErr w:type="gramEnd"/>
-            <w:r>
-              <w:rPr>
-                <w:rFonts w:ascii="宋体" w:eastAsia="宋体" w:hAnsi="宋体" w:cs="宋体" w:hint="eastAsia"/>
-                <w:sz w:val="22"/>
-                <w:szCs w:val="22"/>
-              </w:rPr>
-              <w:t>艺术团优秀团员</w:t>
-            </w:r>
-          </w:p>
-          <w:p>
-            <w:pPr>
-              <w:pStyle w:val="2"/>
+              <w:t>浙江省大学生艺术节二等奖</w:t>
+            </w:r>
+          </w:p>
+          <w:p>
+            <w:pPr>
+              <w:pStyle w:val="Heading2"/>
               <w:spacing w:line="276" w:lineRule="auto"/>
               <w:ind w:firstLineChars="200" w:firstLine="442"/>
               <w:rPr>
                 <w:rFonts w:ascii="宋体" w:eastAsia="宋体" w:hAnsi="宋体" w:cs="宋体"/>
-                <w:sz w:val="22"/>
-                <w:szCs w:val="22"/>
-              </w:rPr>
-            </w:pPr>
-            <w:r>
-              <w:rPr>
-                <w:rFonts w:ascii="宋体" w:eastAsia="宋体" w:hAnsi="宋体" w:cs="宋体" w:hint="eastAsia"/>
-                <w:sz w:val="22"/>
-                <w:szCs w:val="22"/>
-              </w:rPr>
-              <w:t>浙江省大学生艺术节二等奖</w:t>
-            </w:r>
-          </w:p>
-          <w:p>
-            <w:pPr>
-              <w:pStyle w:val="2"/>
-              <w:spacing w:line="276" w:lineRule="auto"/>
-              <w:ind w:firstLineChars="200" w:firstLine="442"/>
-              <w:rPr>
-                <w:rFonts w:ascii="宋体" w:eastAsia="宋体" w:hAnsi="宋体" w:cs="宋体" w:hint="eastAsia"/>
                 <w:sz w:val="22"/>
                 <w:szCs w:val="22"/>
               </w:rPr>
@@ -3980,7 +3963,7 @@
     <w:lsdException w:name="Unresolved Mention" w:semiHidden="1" w:unhideWhenUsed="1"/>
     <w:lsdException w:name="Smart Link" w:semiHidden="1" w:unhideWhenUsed="1"/>
   </w:latentStyles>
-  <w:style w:type="paragraph" w:default="1" w:styleId="a">
+  <w:style w:type="paragraph" w:default="1" w:styleId="Normal">
     <w:name w:val="Normal"/>
     <w:qFormat/>
     <w:rsid w:val="00B179F0"/>
@@ -3994,11 +3977,11 @@
       <w:szCs w:val="18"/>
     </w:rPr>
   </w:style>
-  <w:style w:type="paragraph" w:styleId="1">
+  <w:style w:type="paragraph" w:styleId="Heading1">
     <w:name w:val="heading 1"/>
-    <w:basedOn w:val="a"/>
-    <w:next w:val="a"/>
-    <w:link w:val="10"/>
+    <w:basedOn w:val="Normal"/>
+    <w:next w:val="Normal"/>
+    <w:link w:val="Heading1Char"/>
     <w:uiPriority w:val="9"/>
     <w:qFormat/>
     <w:pPr>
@@ -4014,11 +3997,11 @@
       <w:szCs w:val="26"/>
     </w:rPr>
   </w:style>
-  <w:style w:type="paragraph" w:styleId="2">
+  <w:style w:type="paragraph" w:styleId="Heading2">
     <w:name w:val="heading 2"/>
-    <w:basedOn w:val="a"/>
-    <w:next w:val="a"/>
-    <w:link w:val="20"/>
+    <w:basedOn w:val="Normal"/>
+    <w:next w:val="Normal"/>
+    <w:link w:val="Heading2Char"/>
     <w:uiPriority w:val="9"/>
     <w:unhideWhenUsed/>
     <w:qFormat/>
@@ -4033,10 +4016,10 @@
       <w:szCs w:val="20"/>
     </w:rPr>
   </w:style>
-  <w:style w:type="paragraph" w:styleId="3">
+  <w:style w:type="paragraph" w:styleId="Heading3">
     <w:name w:val="heading 3"/>
-    <w:basedOn w:val="a"/>
-    <w:next w:val="a"/>
+    <w:basedOn w:val="Normal"/>
+    <w:next w:val="Normal"/>
     <w:uiPriority w:val="9"/>
     <w:unhideWhenUsed/>
     <w:qFormat/>
@@ -4054,10 +4037,10 @@
       <w:szCs w:val="22"/>
     </w:rPr>
   </w:style>
-  <w:style w:type="paragraph" w:styleId="4">
+  <w:style w:type="paragraph" w:styleId="Heading4">
     <w:name w:val="heading 4"/>
-    <w:basedOn w:val="a"/>
-    <w:next w:val="a"/>
+    <w:basedOn w:val="Normal"/>
+    <w:next w:val="Normal"/>
     <w:uiPriority w:val="9"/>
     <w:semiHidden/>
     <w:unhideWhenUsed/>
@@ -4073,10 +4056,10 @@
       <w:szCs w:val="12"/>
     </w:rPr>
   </w:style>
-  <w:style w:type="paragraph" w:styleId="5">
+  <w:style w:type="paragraph" w:styleId="Heading5">
     <w:name w:val="heading 5"/>
-    <w:basedOn w:val="a"/>
-    <w:next w:val="a"/>
+    <w:basedOn w:val="Normal"/>
+    <w:next w:val="Normal"/>
     <w:uiPriority w:val="9"/>
     <w:semiHidden/>
     <w:unhideWhenUsed/>
@@ -4088,10 +4071,10 @@
       <w:color w:val="2E74B5"/>
     </w:rPr>
   </w:style>
-  <w:style w:type="paragraph" w:styleId="6">
+  <w:style w:type="paragraph" w:styleId="Heading6">
     <w:name w:val="heading 6"/>
-    <w:basedOn w:val="a"/>
-    <w:next w:val="a"/>
+    <w:basedOn w:val="Normal"/>
+    <w:next w:val="Normal"/>
     <w:uiPriority w:val="9"/>
     <w:semiHidden/>
     <w:unhideWhenUsed/>
@@ -4103,13 +4086,13 @@
       <w:color w:val="1F4D78"/>
     </w:rPr>
   </w:style>
-  <w:style w:type="character" w:default="1" w:styleId="a0">
+  <w:style w:type="character" w:default="1" w:styleId="DefaultParagraphFont">
     <w:name w:val="Default Paragraph Font"/>
     <w:uiPriority w:val="1"/>
     <w:semiHidden/>
     <w:unhideWhenUsed/>
   </w:style>
-  <w:style w:type="table" w:default="1" w:styleId="a1">
+  <w:style w:type="table" w:default="1" w:styleId="TableNormal">
     <w:name w:val="Normal Table"/>
     <w:uiPriority w:val="99"/>
     <w:semiHidden/>
@@ -4124,16 +4107,16 @@
       </w:tblCellMar>
     </w:tblPr>
   </w:style>
-  <w:style w:type="numbering" w:default="1" w:styleId="a2">
+  <w:style w:type="numbering" w:default="1" w:styleId="NoList">
     <w:name w:val="No List"/>
     <w:uiPriority w:val="99"/>
     <w:semiHidden/>
     <w:unhideWhenUsed/>
   </w:style>
-  <w:style w:type="paragraph" w:styleId="a3">
+  <w:style w:type="paragraph" w:styleId="Title">
     <w:name w:val="Title"/>
-    <w:basedOn w:val="a"/>
-    <w:next w:val="a"/>
+    <w:basedOn w:val="Normal"/>
+    <w:next w:val="Normal"/>
     <w:uiPriority w:val="10"/>
     <w:qFormat/>
     <w:rPr>
@@ -4141,12 +4124,12 @@
       <w:szCs w:val="56"/>
     </w:rPr>
   </w:style>
-  <w:style w:type="paragraph" w:styleId="a4">
+  <w:style w:type="paragraph" w:styleId="ListParagraph">
     <w:name w:val="List Paragraph"/>
-    <w:basedOn w:val="a"/>
+    <w:basedOn w:val="Normal"/>
     <w:qFormat/>
   </w:style>
-  <w:style w:type="character" w:styleId="a5">
+  <w:style w:type="character" w:styleId="Hyperlink">
     <w:name w:val="Hyperlink"/>
     <w:uiPriority w:val="99"/>
     <w:unhideWhenUsed/>
@@ -4155,7 +4138,7 @@
       <w:u w:val="single" w:color="3E1D53"/>
     </w:rPr>
   </w:style>
-  <w:style w:type="character" w:styleId="a6">
+  <w:style w:type="character" w:styleId="FootnoteReference">
     <w:name w:val="footnote reference"/>
     <w:uiPriority w:val="99"/>
     <w:semiHidden/>
@@ -4164,10 +4147,10 @@
       <w:vertAlign w:val="superscript"/>
     </w:rPr>
   </w:style>
-  <w:style w:type="paragraph" w:styleId="a7">
+  <w:style w:type="paragraph" w:styleId="FootnoteText">
     <w:name w:val="footnote text"/>
-    <w:basedOn w:val="a"/>
-    <w:link w:val="a8"/>
+    <w:basedOn w:val="Normal"/>
+    <w:link w:val="FootnoteTextChar"/>
     <w:uiPriority w:val="99"/>
     <w:semiHidden/>
     <w:unhideWhenUsed/>
@@ -4179,9 +4162,9 @@
       <w:szCs w:val="20"/>
     </w:rPr>
   </w:style>
-  <w:style w:type="character" w:customStyle="1" w:styleId="a8">
-    <w:name w:val="脚注文本 字符"/>
-    <w:link w:val="a7"/>
+  <w:style w:type="character" w:customStyle="1" w:styleId="FootnoteTextChar">
+    <w:name w:val="Footnote Text Char"/>
+    <w:link w:val="FootnoteText"/>
     <w:uiPriority w:val="99"/>
     <w:semiHidden/>
     <w:unhideWhenUsed/>
@@ -4251,10 +4234,10 @@
       <w:szCs w:val="1"/>
     </w:rPr>
   </w:style>
-  <w:style w:type="paragraph" w:styleId="a9">
+  <w:style w:type="paragraph" w:styleId="Date">
     <w:name w:val="Date"/>
-    <w:basedOn w:val="a"/>
-    <w:link w:val="aa"/>
+    <w:basedOn w:val="Normal"/>
+    <w:link w:val="DateChar"/>
     <w:qFormat/>
     <w:pPr>
       <w:spacing w:before="32" w:after="32" w:line="240" w:lineRule="auto"/>
@@ -4268,8 +4251,8 @@
   </w:style>
   <w:style w:type="paragraph" w:customStyle="1" w:styleId="Name">
     <w:name w:val="Name"/>
-    <w:basedOn w:val="a"/>
-    <w:next w:val="a"/>
+    <w:basedOn w:val="Normal"/>
+    <w:next w:val="Normal"/>
     <w:qFormat/>
     <w:pPr>
       <w:spacing w:before="211" w:after="0" w:line="288" w:lineRule="auto"/>
@@ -4287,8 +4270,8 @@
   </w:style>
   <w:style w:type="paragraph" w:customStyle="1" w:styleId="JobTitle">
     <w:name w:val="Job Title"/>
-    <w:basedOn w:val="a"/>
-    <w:next w:val="a"/>
+    <w:basedOn w:val="Normal"/>
+    <w:next w:val="Normal"/>
     <w:qFormat/>
     <w:pPr>
       <w:spacing w:before="0" w:after="0" w:line="240" w:lineRule="auto"/>
@@ -4314,8 +4297,8 @@
   </w:style>
   <w:style w:type="paragraph" w:customStyle="1" w:styleId="SkillTitle">
     <w:name w:val="Skill Title"/>
-    <w:basedOn w:val="a"/>
-    <w:next w:val="a"/>
+    <w:basedOn w:val="Normal"/>
+    <w:next w:val="Normal"/>
     <w:qFormat/>
     <w:pPr>
       <w:spacing w:before="0" w:after="48"/>
@@ -4335,8 +4318,8 @@
   </w:style>
   <w:style w:type="paragraph" w:customStyle="1" w:styleId="SkillBar">
     <w:name w:val="Skill Bar"/>
-    <w:basedOn w:val="a"/>
-    <w:next w:val="a"/>
+    <w:basedOn w:val="Normal"/>
+    <w:next w:val="Normal"/>
     <w:qFormat/>
     <w:pPr>
       <w:spacing w:before="0" w:after="0" w:line="72" w:lineRule="auto"/>
@@ -4351,9 +4334,9 @@
       <w:u w:val="single" w:color="FFFFFF"/>
     </w:rPr>
   </w:style>
-  <w:style w:type="character" w:styleId="ab">
+  <w:style w:type="character" w:styleId="UnresolvedMention">
     <w:name w:val="Unresolved Mention"/>
-    <w:basedOn w:val="a0"/>
+    <w:basedOn w:val="DefaultParagraphFont"/>
     <w:uiPriority w:val="99"/>
     <w:semiHidden/>
     <w:unhideWhenUsed/>
@@ -4363,10 +4346,10 @@
       <w:shd w:val="clear" w:color="auto" w:fill="E1DFDD"/>
     </w:rPr>
   </w:style>
-  <w:style w:type="paragraph" w:styleId="ac">
+  <w:style w:type="paragraph" w:styleId="Header">
     <w:name w:val="header"/>
-    <w:basedOn w:val="a"/>
-    <w:link w:val="ad"/>
+    <w:basedOn w:val="Normal"/>
+    <w:link w:val="HeaderChar"/>
     <w:uiPriority w:val="99"/>
     <w:unhideWhenUsed/>
     <w:rsid w:val="00B8377B"/>
@@ -4378,10 +4361,10 @@
       <w:spacing w:before="0" w:after="0" w:line="240" w:lineRule="auto"/>
     </w:pPr>
   </w:style>
-  <w:style w:type="character" w:customStyle="1" w:styleId="ad">
-    <w:name w:val="页眉 字符"/>
-    <w:basedOn w:val="a0"/>
-    <w:link w:val="ac"/>
+  <w:style w:type="character" w:customStyle="1" w:styleId="HeaderChar">
+    <w:name w:val="Header Char"/>
+    <w:basedOn w:val="DefaultParagraphFont"/>
+    <w:link w:val="Header"/>
     <w:uiPriority w:val="99"/>
     <w:rsid w:val="00B8377B"/>
     <w:rPr>
@@ -4391,10 +4374,10 @@
       <w:szCs w:val="18"/>
     </w:rPr>
   </w:style>
-  <w:style w:type="paragraph" w:styleId="ae">
+  <w:style w:type="paragraph" w:styleId="Footer">
     <w:name w:val="footer"/>
-    <w:basedOn w:val="a"/>
-    <w:link w:val="af"/>
+    <w:basedOn w:val="Normal"/>
+    <w:link w:val="FooterChar"/>
     <w:uiPriority w:val="99"/>
     <w:unhideWhenUsed/>
     <w:rsid w:val="00B8377B"/>
@@ -4406,10 +4389,10 @@
       <w:spacing w:before="0" w:after="0" w:line="240" w:lineRule="auto"/>
     </w:pPr>
   </w:style>
-  <w:style w:type="character" w:customStyle="1" w:styleId="af">
-    <w:name w:val="页脚 字符"/>
-    <w:basedOn w:val="a0"/>
-    <w:link w:val="ae"/>
+  <w:style w:type="character" w:customStyle="1" w:styleId="FooterChar">
+    <w:name w:val="Footer Char"/>
+    <w:basedOn w:val="DefaultParagraphFont"/>
+    <w:link w:val="Footer"/>
     <w:uiPriority w:val="99"/>
     <w:rsid w:val="00B8377B"/>
     <w:rPr>
@@ -4419,9 +4402,9 @@
       <w:szCs w:val="18"/>
     </w:rPr>
   </w:style>
-  <w:style w:type="character" w:styleId="af0">
+  <w:style w:type="character" w:styleId="FollowedHyperlink">
     <w:name w:val="FollowedHyperlink"/>
-    <w:basedOn w:val="a0"/>
+    <w:basedOn w:val="DefaultParagraphFont"/>
     <w:uiPriority w:val="99"/>
     <w:semiHidden/>
     <w:unhideWhenUsed/>
@@ -4431,10 +4414,10 @@
       <w:u w:val="single"/>
     </w:rPr>
   </w:style>
-  <w:style w:type="character" w:customStyle="1" w:styleId="20">
-    <w:name w:val="标题 2 字符"/>
-    <w:basedOn w:val="a0"/>
-    <w:link w:val="2"/>
+  <w:style w:type="character" w:customStyle="1" w:styleId="Heading2Char">
+    <w:name w:val="Heading 2 Char"/>
+    <w:basedOn w:val="DefaultParagraphFont"/>
+    <w:link w:val="Heading2"/>
     <w:uiPriority w:val="9"/>
     <w:rsid w:val="005F7115"/>
     <w:rPr>
@@ -4444,10 +4427,10 @@
       <w:color w:val="0D111A"/>
     </w:rPr>
   </w:style>
-  <w:style w:type="character" w:customStyle="1" w:styleId="aa">
-    <w:name w:val="日期 字符"/>
-    <w:basedOn w:val="a0"/>
-    <w:link w:val="a9"/>
+  <w:style w:type="character" w:customStyle="1" w:styleId="DateChar">
+    <w:name w:val="Date Char"/>
+    <w:basedOn w:val="DefaultParagraphFont"/>
+    <w:link w:val="Date"/>
     <w:rsid w:val="005F7115"/>
     <w:rPr>
       <w:rFonts w:ascii="Lato" w:eastAsia="Lato" w:hAnsi="Lato" w:cs="Lato"/>
@@ -4457,10 +4440,10 @@
       <w:szCs w:val="12"/>
     </w:rPr>
   </w:style>
-  <w:style w:type="character" w:customStyle="1" w:styleId="10">
-    <w:name w:val="标题 1 字符"/>
-    <w:basedOn w:val="a0"/>
-    <w:link w:val="1"/>
+  <w:style w:type="character" w:customStyle="1" w:styleId="Heading1Char">
+    <w:name w:val="Heading 1 Char"/>
+    <w:basedOn w:val="DefaultParagraphFont"/>
+    <w:link w:val="Heading1"/>
     <w:uiPriority w:val="9"/>
     <w:rsid w:val="00D15DC4"/>
     <w:rPr>
